--- a/GirlsStuff/21m/21世纪魔法导引合订本.docx
+++ b/GirlsStuff/21m/21世纪魔法导引合订本.docx
@@ -1729,24 +1729,24 @@
       </w:pPr>
       <w:r>
         <w:rPr>
+          <w:rFonts w:eastAsiaTheme="minorHAnsi" w:hint="eastAsia"/>
+          <w:szCs w:val="36"/>
+        </w:rPr>
+        <w:t>魔法好像突然出现的一般，在十九世纪科学刚刚兴起的时候蹒跚学步，而后迅速壮大后又由各地的魔法使们自发地组织在一起，隐藏起来，只在大众的心目中点起了一丝不起眼的火花。更多地，它给神秘学和神秘主义骗子提供了生存土壤</w:t>
+      </w:r>
+      <w:r>
+        <w:rPr>
+          <w:rFonts w:eastAsiaTheme="minorHAnsi" w:hint="eastAsia"/>
+          <w:szCs w:val="36"/>
+        </w:rPr>
+        <w:t>。</w:t>
+      </w:r>
+      <w:r>
+        <w:rPr>
           <w:rFonts w:eastAsiaTheme="minorHAnsi"/>
           <w:szCs w:val="36"/>
         </w:rPr>
-        <w:t>魔法好像突然出现的一般，在十九世纪科学刚刚兴起的时候蹒跚学步，而后迅速壮大后又由各地的魔法使们自发地组织在一起，隐藏起来，只在大众的心目中</w:t>
-      </w:r>
-      <w:r>
-        <w:rPr>
-          <w:rFonts w:eastAsiaTheme="minorHAnsi" w:hint="eastAsia"/>
-          <w:szCs w:val="36"/>
-        </w:rPr>
-        <w:t>点</w:t>
-      </w:r>
-      <w:r>
-        <w:rPr>
-          <w:rFonts w:eastAsiaTheme="minorHAnsi"/>
-          <w:szCs w:val="36"/>
-        </w:rPr>
-        <w:t>起了一丝火花。更多地，给神秘学和神秘主义骗子提供了生存土壤。  </w:t>
+        <w:t xml:space="preserve">  </w:t>
       </w:r>
     </w:p>
     <w:p>
@@ -5092,7 +5092,21 @@
           <w:rStyle w:val="af2"/>
           <w:rFonts w:hint="eastAsia"/>
         </w:rPr>
-        <w:t xml:space="preserve">对于魔法是什么，怎么来的，又将到哪里去，这是一个科学上和一个哲学上的问题。我们暂且不做讨论。我们要讨论的是我们能做什么。也就是我们，魔法使，准确地来说，是协会会员，掌握着手中的魔法，能力，作为协会的会员，被赋予的会员资格，权力，能够做些什么。基于这个讨论，我们协会内的同务有了自己的思考。一部分人认为，魔法应该被拿出来更好地造福大众；一部分人认为，普通人应该和魔法隔绝，魔法的力量应该被隔绝。因为其有其的危险性。无论双方从何种角度出发去思考，都具有其合理性。我们不应该去做过多地批判，或是加以评价论说。因为这归根到底是一个方向的问题，而非对错的问题，抑或是原则性的问题。  </w:t>
+        <w:t>对于魔法是什么，怎么来的，又将到哪里去，这是一个科学上和一个哲学上的问题。我们暂且不做讨论。我们要讨论的是我们能做什么。也就是我们，魔法使，准确地来说，是协会会员，掌握着手中的魔法，能力，作为协会的会员，被赋予的会员资格，</w:t>
+      </w:r>
+      <w:r>
+        <w:rPr>
+          <w:rStyle w:val="af2"/>
+          <w:rFonts w:hint="eastAsia"/>
+        </w:rPr>
+        <w:t>权利</w:t>
+      </w:r>
+      <w:r>
+        <w:rPr>
+          <w:rStyle w:val="af2"/>
+          <w:rFonts w:hint="eastAsia"/>
+        </w:rPr>
+        <w:t xml:space="preserve">，能够做些什么。基于这个讨论，我们协会内的同务有了自己的思考。一部分人认为，魔法应该被拿出来更好地造福大众；一部分人认为，普通人应该和魔法隔绝，魔法的力量应该被隔绝。因为其有其的危险性。无论双方从何种角度出发去思考，都具有其合理性。我们不应该去做过多地批判，或是加以评价论说。因为这归根到底是一个方向的问题，而非对错的问题，抑或是原则性的问题。  </w:t>
       </w:r>
     </w:p>
     <w:p>
